--- a/spa/docx/47.content.docx
+++ b/spa/docx/47.content.docx
@@ -214,7 +214,7 @@
         <w:rPr>
           <w:lang w:val="es_ES" w:bidi="es_ES"/>
         </w:rPr>
-        <w:t xml:space="preserve"> Pablo, apóstol de Cristo Jesús por la voluntad de Dios, y nuestro hermano Timoteo, a la iglesia de Dios que está en Corinto y a todos los creyentes que están en toda la región de Acaya.</w:t>
+        <w:t xml:space="preserve"> Yo, Pablo, escribo esta carta, junto con nuestro hermano Timoteo. Soy apóstol de Cristo Jesús por la voluntad de Dios. Escribo a la iglesia de Dios que está en Corinto y a todos los creyentes que están en toda la región de Acaya.</w:t>
       </w:r>
     </w:p>
     <w:p>
@@ -319,7 +319,7 @@
         <w:rPr>
           <w:lang w:val="es_ES" w:bidi="es_ES"/>
         </w:rPr>
-        <w:t xml:space="preserve"> Si sufrimos aflicción, es para el consuelo y la salvación de ustedes. Si somos consolados, es para el consuelo de ustedes, que les da fuerzas para soportar con paciencia los mismos sufrimientos que nosotros padecemos.</w:t>
+        <w:t xml:space="preserve"> Si sufrimos aflicción, es para el consuelo y la salvación de ustedes. Si somos consolados, es para el consuelo de ustedes. Es para darles fuerzas para soportar con paciencia los mismos sufrimientos que nosotros padecemos.</w:t>
       </w:r>
     </w:p>
     <w:p>
@@ -445,7 +445,7 @@
         <w:rPr>
           <w:lang w:val="es_ES" w:bidi="es_ES"/>
         </w:rPr>
-        <w:t xml:space="preserve"> Nuestro motivo de satisfacción es este: nuestra conciencia da testimonio de que nos hemos comportado en el mundo, y especialmente con ustedes, con la santidad y sinceridad que vienen de Dios, no con sabiduría humana, sino con la gracia de Dios.</w:t>
+        <w:t xml:space="preserve"> Nuestro motivo de satisfacción es este. Nos hemos comportado en el mundo, y especialmente con ustedes, con la santidad y sinceridad que vienen de Dios. No ha sido con sabiduría humana, sino con la gracia de Dios. Nuestra conciencia da testimonio de esto.</w:t>
       </w:r>
     </w:p>
     <w:p>
@@ -466,7 +466,7 @@
         <w:rPr>
           <w:lang w:val="es_ES" w:bidi="es_ES"/>
         </w:rPr>
-        <w:t xml:space="preserve"> Les escribimos con claridad y sin rodeos. Espero que lleguen a comprender completamente,</w:t>
+        <w:t xml:space="preserve"> Les escribimos con claridad y sin rodeos. Espero que lleguen a comprender algo completamente.</w:t>
       </w:r>
     </w:p>
     <w:p>
@@ -487,7 +487,7 @@
         <w:rPr>
           <w:lang w:val="es_ES" w:bidi="es_ES"/>
         </w:rPr>
-        <w:t xml:space="preserve"> como ya han entendido en parte, que pueden sentirse orgullosos de nosotros, así como nosotros nos sentiremos orgullosos de ustedes en el día del Señor Jesús.</w:t>
+        <w:t xml:space="preserve"> Ya lo han entendido en parte. Es que pueden sentirse orgullosos de nosotros, así como nosotros nos sentiremos orgullosos de ustedes en el día del Señor Jesús.</w:t>
       </w:r>
     </w:p>
     <w:p>
@@ -550,7 +550,7 @@
         <w:rPr>
           <w:lang w:val="es_ES" w:bidi="es_ES"/>
         </w:rPr>
-        <w:t xml:space="preserve"> ¿Por qué cambié de planes? ¿Acaso soy de los que toman decisiones a la ligera? ¿O soy de los que dicen «sí, sí» y «no, no» al mismo tiempo?</w:t>
+        <w:t xml:space="preserve"> ¿Por qué cambié de planes? ¿Acaso soy de los que toman decisiones a la ligera? ¿O soy de los que dicen “sí, sí” y “no, no” al mismo tiempo?</w:t>
       </w:r>
     </w:p>
     <w:p>
@@ -571,7 +571,7 @@
         <w:rPr>
           <w:lang w:val="es_ES" w:bidi="es_ES"/>
         </w:rPr>
-        <w:t xml:space="preserve"> Tan cierto como que Dios es fiel, él sabe que nuestro mensaje no es «sí» y «no» al mismo tiempo.</w:t>
+        <w:t xml:space="preserve"> Tan cierto como que Dios es fiel, él sabe que nuestro mensaje no es “sí” y “no” al mismo tiempo.</w:t>
       </w:r>
     </w:p>
     <w:p>
@@ -592,7 +592,7 @@
         <w:rPr>
           <w:lang w:val="es_ES" w:bidi="es_ES"/>
         </w:rPr>
-        <w:t xml:space="preserve"> Porque el Hijo de Dios, Jesucristo, a quien Silvano, Timoteo y yo les predicamos, nunca fue «sí» y «no» al mismo tiempo. En él siempre ha sido «sí».</w:t>
+        <w:t xml:space="preserve"> El Hijo de Dios, Jesucristo, a quien Silvano, Timoteo y yo les predicamos, nunca fue “sí” y “no” al mismo tiempo. En él siempre ha sido “sí”.</w:t>
       </w:r>
     </w:p>
     <w:p>
@@ -613,7 +613,7 @@
         <w:rPr>
           <w:lang w:val="es_ES" w:bidi="es_ES"/>
         </w:rPr>
-        <w:t xml:space="preserve"> En él, todas las promesas de Dios son «sí». Por eso, por medio de Cristo decimos «amén» para la gloria de Dios.</w:t>
+        <w:t xml:space="preserve"> En él, todas las promesas de Dios son “sí”. Por eso, por medio de Cristo decimos “amén” para la gloria de Dios.</w:t>
       </w:r>
     </w:p>
     <w:p>
@@ -634,7 +634,7 @@
         <w:rPr>
           <w:lang w:val="es_ES" w:bidi="es_ES"/>
         </w:rPr>
-        <w:t xml:space="preserve"> Dios es precisamente el que nos mantiene firmes en Cristo, a ustedes y a nosotros. Él nos ungió,</w:t>
+        <w:t xml:space="preserve"> Dios es precisamente el que nos mantiene firmes en Cristo, a ustedes y a nosotros. Él nos ungió y</w:t>
       </w:r>
     </w:p>
     <w:p>
@@ -655,7 +655,7 @@
         <w:rPr>
           <w:lang w:val="es_ES" w:bidi="es_ES"/>
         </w:rPr>
-        <w:t xml:space="preserve"> nos puso su sello de propiedad y puso como garantía su Espíritu Santo en nuestros corazones.</w:t>
+        <w:t xml:space="preserve"> nos puso su sello de propiedad. Además, puso como garantía su Espíritu Santo en nuestros corazones.</w:t>
       </w:r>
     </w:p>
     <w:p>
@@ -697,7 +697,7 @@
         <w:rPr>
           <w:lang w:val="es_ES" w:bidi="es_ES"/>
         </w:rPr>
-        <w:t xml:space="preserve"> No es que queramos imponerles la fe, sino que deseamos aumentar su alegría, porque ustedes se mantienen firmes por la fe.</w:t>
+        <w:t xml:space="preserve"> No es que queramos imponerles la fe. En cambio, deseamos aumentar su alegría, porque ustedes se mantienen firmes por la fe.</w:t>
       </w:r>
     </w:p>
     <w:p>
@@ -734,7 +734,7 @@
         <w:rPr>
           <w:lang w:val="es_ES" w:bidi="es_ES"/>
         </w:rPr>
-        <w:t xml:space="preserve"> En efecto, decidí no hacerles una visita que los dejara tristes,</w:t>
+        <w:t xml:space="preserve"> En efecto, decidí no hacerles una visita que los dejara tristes.</w:t>
       </w:r>
     </w:p>
     <w:p>
@@ -755,7 +755,7 @@
         <w:rPr>
           <w:lang w:val="es_ES" w:bidi="es_ES"/>
         </w:rPr>
-        <w:t xml:space="preserve"> porque si los entristezco, ¿quién me alegrará? Solo ustedes, a quienes habré entristecido.</w:t>
+        <w:t xml:space="preserve"> Si los entristezco, ¿quién me alegrará? Solo ustedes, a quienes habré entristecido.</w:t>
       </w:r>
     </w:p>
     <w:p>
@@ -776,7 +776,7 @@
         <w:rPr>
           <w:lang w:val="es_ES" w:bidi="es_ES"/>
         </w:rPr>
-        <w:t xml:space="preserve"> Por eso les escribí esa carta: para que, cuando llegara, no me entristecieran aquellos que debían alegrarme. Estaba seguro de que mi alegría es la alegría de todos ustedes.</w:t>
+        <w:t xml:space="preserve"> Por eso les escribí esa carta. Era para que, cuando llegara, no me entristecieran aquellos que debían alegrarme. Estaba seguro de que mi alegría es la alegría de todos ustedes.</w:t>
       </w:r>
     </w:p>
     <w:p>
@@ -881,7 +881,7 @@
         <w:rPr>
           <w:lang w:val="es_ES" w:bidi="es_ES"/>
         </w:rPr>
-        <w:t xml:space="preserve"> Por eso les ruego que le demuestren su amor hacia él.</w:t>
+        <w:t xml:space="preserve"> Por eso les ruego que le demuestren el amor que le tienen.</w:t>
       </w:r>
     </w:p>
     <w:p>
@@ -902,7 +902,7 @@
         <w:rPr>
           <w:lang w:val="es_ES" w:bidi="es_ES"/>
         </w:rPr>
-        <w:t xml:space="preserve"> Les escribí con este propósito: para comprobar si me obedecen en todo.</w:t>
+        <w:t xml:space="preserve"> Les escribí con el propósito de comprobar si me obedecen en todo.</w:t>
       </w:r>
     </w:p>
     <w:p>
@@ -923,7 +923,7 @@
         <w:rPr>
           <w:lang w:val="es_ES" w:bidi="es_ES"/>
         </w:rPr>
-        <w:t xml:space="preserve"> A quien ustedes perdonen, yo también lo perdono. Y lo que yo he perdonado, si algo había que perdonar, lo he hecho por ustedes en presencia de Cristo,</w:t>
+        <w:t xml:space="preserve"> A quien ustedes perdonen, yo también lo perdono. Y lo que yo he perdonado, si algo había que perdonar, lo he hecho por ustedes en presencia de Cristo.</w:t>
       </w:r>
     </w:p>
     <w:p>
@@ -944,7 +944,7 @@
         <w:rPr>
           <w:lang w:val="es_ES" w:bidi="es_ES"/>
         </w:rPr>
-        <w:t xml:space="preserve"> para que Satanás no se aproveche de nosotros, porque conocemos muy bien sus estrategias.</w:t>
+        <w:t xml:space="preserve"> Lo hago así para que Satanás no se aproveche de nosotros, porque conocemos muy bien sus estrategias.</w:t>
       </w:r>
     </w:p>
     <w:p>
@@ -1007,7 +1007,7 @@
         <w:rPr>
           <w:lang w:val="es_ES" w:bidi="es_ES"/>
         </w:rPr>
-        <w:t xml:space="preserve"> Sin embargo, doy gracias a Dios, que siempre nos lleva en el desfile triunfal de Cristo y por medio de nosotros esparce el conocimiento de Cristo por todas partes, como un perfume fragante.</w:t>
+        <w:t xml:space="preserve"> Sin embargo, doy gracias a Dios. Él siempre nos lleva en el desfile triunfal de Cristo y por medio de nosotros esparce el conocimiento de Cristo por todas partes, como un perfume fragante.</w:t>
       </w:r>
     </w:p>
     <w:p>
@@ -1049,7 +1049,7 @@
         <w:rPr>
           <w:lang w:val="es_ES" w:bidi="es_ES"/>
         </w:rPr>
-        <w:t xml:space="preserve"> Para los que se pierden, somos olor de muerte que conduce a la muerte; para los que se salvan, somos olor de vida que conduce a la vida. ¿Y quién está capacitado para semejante tarea?</w:t>
+        <w:t xml:space="preserve"> Para los que se pierden, somos olor de muerte que conduce a la muerte. Para los que se salvan, somos olor de vida que conduce a la vida. ¿Y quién está capacitado para semejante tarea?</w:t>
       </w:r>
     </w:p>
     <w:p>
@@ -1128,7 +1128,7 @@
         <w:rPr>
           <w:lang w:val="es_ES" w:bidi="es_ES"/>
         </w:rPr>
-        <w:t xml:space="preserve"> Ustedes mismos son nuestra carta de recomendación, escrita en nuestro corazón, conocida y leída por todos.</w:t>
+        <w:t xml:space="preserve"> Ustedes mismos son nuestra carta de recomendación. Esta carta está escrita en nuestro corazón, conocida y leída por todos.</w:t>
       </w:r>
     </w:p>
     <w:p>
@@ -1149,7 +1149,7 @@
         <w:rPr>
           <w:lang w:val="es_ES" w:bidi="es_ES"/>
         </w:rPr>
-        <w:t xml:space="preserve"> Ustedes son una carta de Cristo entregada por nosotros, escrita no con tinta sino con el Espíritu del Dios viviente, no en tablas de piedra, sino en tablas de corazones humanos.</w:t>
+        <w:t xml:space="preserve"> Ustedes son una carta de Cristo entregada por nosotros. Está escrita no con tinta, sino con el Espíritu del Dios viviente. Está escrita no en tablas de piedra, sino en tablas de corazones humanos.</w:t>
       </w:r>
     </w:p>
     <w:p>
@@ -1191,7 +1191,7 @@
         <w:rPr>
           <w:lang w:val="es_ES" w:bidi="es_ES"/>
         </w:rPr>
-        <w:t xml:space="preserve"> No porque consideremos que somos capaces de hacer algo por nosotros mismos. Nuestra capacidad viene de Dios.</w:t>
+        <w:t xml:space="preserve"> La tenemos no porque consideremos que somos capaces de hacer algo por nosotros mismos. Nuestra capacidad viene de Dios.</w:t>
       </w:r>
     </w:p>
     <w:p>
@@ -1212,7 +1212,7 @@
         <w:rPr>
           <w:lang w:val="es_ES" w:bidi="es_ES"/>
         </w:rPr>
-        <w:t xml:space="preserve"> Él nos ha capacitado para ser servidores de un nuevo pacto, no basado en la letra, sino en el Espíritu; porque la letra mata, pero el Espíritu da vida.</w:t>
+        <w:t xml:space="preserve"> Él nos ha capacitado para ser servidores de un nuevo pacto, no basado en la letra, sino en el Espíritu. La letra mata, pero el Espíritu da vida.</w:t>
       </w:r>
     </w:p>
     <w:p>
@@ -1233,7 +1233,7 @@
         <w:rPr>
           <w:lang w:val="es_ES" w:bidi="es_ES"/>
         </w:rPr>
-        <w:t xml:space="preserve"> Si el ministerio que traía muerte, grabado con letras en piedra, vino con tal gloria que los israelitas no podían mirar fijamente el rostro de Moisés por causa de su resplandor, que era pasajero,</w:t>
+        <w:t xml:space="preserve"> El ministerio antiguo traía muerte y fue grabado con letras en piedra. Vino con tal gloria que los israelitas no podían mirar fijamente el rostro de Moisés por causa de su resplandor, que era pasajero.</w:t>
       </w:r>
     </w:p>
     <w:p>
@@ -1254,7 +1254,7 @@
         <w:rPr>
           <w:lang w:val="es_ES" w:bidi="es_ES"/>
         </w:rPr>
-        <w:t xml:space="preserve"> ¿no será mucho más glorioso el ministerio del Espíritu?</w:t>
+        <w:t xml:space="preserve"> Entonces ¿no será mucho más glorioso el ministerio del Espíritu?</w:t>
       </w:r>
     </w:p>
     <w:p>
@@ -1380,7 +1380,7 @@
         <w:rPr>
           <w:lang w:val="es_ES" w:bidi="es_ES"/>
         </w:rPr>
-        <w:t xml:space="preserve"> Sin embargo, hasta el día de hoy, cuando leen el antiguo pacto, ese mismo velo permanece sobre su mente. Solo en Cristo es quitado el velo.</w:t>
+        <w:t xml:space="preserve"> Hasta el día de hoy, cuando los israelitas leen el antiguo pacto, ese mismo velo permanece sobre su mente. Solo en Cristo es quitado el velo.</w:t>
       </w:r>
     </w:p>
     <w:p>
@@ -1543,7 +1543,7 @@
         <w:rPr>
           <w:lang w:val="es_ES" w:bidi="es_ES"/>
         </w:rPr>
-        <w:t xml:space="preserve"> Si nuestro evangelio está velado, lo está para los que se pierden,</w:t>
+        <w:t xml:space="preserve"> Si las buenas noticias que predicamos están veladas, lo están para los que se pierden.</w:t>
       </w:r>
     </w:p>
     <w:p>
@@ -1564,7 +1564,7 @@
         <w:rPr>
           <w:lang w:val="es_ES" w:bidi="es_ES"/>
         </w:rPr>
-        <w:t xml:space="preserve"> pues el dios de este mundo les ha cegado la mente para que no vean la luz del evangelio de la gloria de Cristo, quien es la imagen de Dios.</w:t>
+        <w:t xml:space="preserve"> El dios de este mundo les ha cegado la mente para que no vean la luz de las buenas noticias de la gloria de Cristo, quien es la imagen de Dios.</w:t>
       </w:r>
     </w:p>
     <w:p>
@@ -1606,7 +1606,7 @@
         <w:rPr>
           <w:lang w:val="es_ES" w:bidi="es_ES"/>
         </w:rPr>
-        <w:t xml:space="preserve"> Porque el mismo Dios que dijo: «Que resplandezca la luz en las tinieblas», hizo brillar su luz en nuestros corazones para darnos el conocimiento de la gloria de Dios que resplandece en el rostro de Cristo.</w:t>
+        <w:t xml:space="preserve"> Dios dijo: —Que resplandezca la luz en las tinieblas. Este mismo Dios hizo brillar su luz en nuestros corazones para darnos el conocimiento de la gloria de Dios. Esta gloria resplandece en el rostro de Cristo.</w:t>
       </w:r>
     </w:p>
     <w:p>
@@ -1711,7 +1711,7 @@
         <w:rPr>
           <w:lang w:val="es_ES" w:bidi="es_ES"/>
         </w:rPr>
-        <w:t xml:space="preserve"> Nosotros, los que vivimos, siempre estamos expuestos a la muerte por causa de Jesús, para que también la vida de Jesús se manifieste en nuestro cuerpo mortal.</w:t>
+        <w:t xml:space="preserve"> Nosotros, los que vivimos, siempre estamos expuestos a la muerte por causa de Jesús. Y también la vida de Jesús se manifiesta en nuestro cuerpo mortal.</w:t>
       </w:r>
     </w:p>
     <w:p>
@@ -1753,7 +1753,7 @@
         <w:rPr>
           <w:lang w:val="es_ES" w:bidi="es_ES"/>
         </w:rPr>
-        <w:t xml:space="preserve"> Nosotros tenemos ese mismo espíritu de fe del que habla la Escritura: «Creí, por eso hablé». Así que también nosotros creemos, y por eso hablamos.</w:t>
+        <w:t xml:space="preserve"> Nosotros tenemos ese mismo espíritu de fe del que habla la Escritura: “Creí, por eso hablé”. Así que también nosotros creemos, y por eso hablamos.</w:t>
       </w:r>
     </w:p>
     <w:p>
@@ -1774,7 +1774,7 @@
         <w:rPr>
           <w:lang w:val="es_ES" w:bidi="es_ES"/>
         </w:rPr>
-        <w:t xml:space="preserve"> Sabemos que Dios, que resucitó al Señor Jesús, también nos resucitará a nosotros con Jesús y nos presentará junto con ustedes en su presencia.</w:t>
+        <w:t xml:space="preserve"> Sabemos que Dios, que resucitó al Señor Jesús, también nos resucitará a nosotros con Jesús. Nos presentará junto con ustedes en su presencia.</w:t>
       </w:r>
     </w:p>
     <w:p>
@@ -1795,7 +1795,7 @@
         <w:rPr>
           <w:lang w:val="es_ES" w:bidi="es_ES"/>
         </w:rPr>
-        <w:t xml:space="preserve"> Todo esto es para el bien de ustedes, para que la gracia que alcanza a más y más personas haga que abunden las acciones de gracias para la gloria de Dios.</w:t>
+        <w:t xml:space="preserve"> Todo esto es para el bien de ustedes. Es para que la gracia que alcanza a más y más personas haga que abunden las acciones de gracias para la gloria de Dios.</w:t>
       </w:r>
     </w:p>
     <w:p>
@@ -1858,7 +1858,7 @@
         <w:rPr>
           <w:lang w:val="es_ES" w:bidi="es_ES"/>
         </w:rPr>
-        <w:t xml:space="preserve"> Por eso no nos fijamos en lo que se ve, sino en lo que no se ve, porque lo que se ve es temporal, pero lo que no se ve es eterno.</w:t>
+        <w:t xml:space="preserve"> Por eso no nos fijamos en lo que se ve, sino en lo que no se ve. Lo que se ve es temporal, pero lo que no se ve es eterno.</w:t>
       </w:r>
     </w:p>
     <w:p>
@@ -1895,7 +1895,7 @@
         <w:rPr>
           <w:lang w:val="es_ES" w:bidi="es_ES"/>
         </w:rPr>
-        <w:t xml:space="preserve"> Sabemos que si esta tienda de campala terrenal en que vivimos se deshace, tenemos de Dios un edificio, una casa eterna en el cielo, no construida por manos humanas.</w:t>
+        <w:t xml:space="preserve"> Vivimos como en una tienda de campaña terrenal. Si se deshace, sabemos que tenemos de Dios un edificio. Es una casa eterna en el cielo, no construida por manos humanas.</w:t>
       </w:r>
     </w:p>
     <w:p>
@@ -1916,7 +1916,7 @@
         <w:rPr>
           <w:lang w:val="es_ES" w:bidi="es_ES"/>
         </w:rPr>
-        <w:t xml:space="preserve"> Mientras tanto, suspiramos anhelando ser revestidos de nuestra morada celestial,</w:t>
+        <w:t xml:space="preserve"> Mientras tanto, suspiramos anhelando ser revestidos de nuestra morada celestial.</w:t>
       </w:r>
     </w:p>
     <w:p>
@@ -1937,7 +1937,7 @@
         <w:rPr>
           <w:lang w:val="es_ES" w:bidi="es_ES"/>
         </w:rPr>
-        <w:t xml:space="preserve"> porque cuando seamos revestidos, no estaremos desnudos.</w:t>
+        <w:t xml:space="preserve"> Cuando seamos revestidos, no estaremos desnudos.</w:t>
       </w:r>
     </w:p>
     <w:p>
@@ -1958,7 +1958,7 @@
         <w:rPr>
           <w:lang w:val="es_ES" w:bidi="es_ES"/>
         </w:rPr>
-        <w:t xml:space="preserve"> Mientras vivimos en esta tienda, suspiramos angustiados, porque no queremos ser despojados, sino revestidos, para que lo mortal sea absorbido por la vida.</w:t>
+        <w:t xml:space="preserve"> Mientras vivimos en esta tienda, suspiramos angustiados, porque no queremos ser despojados. Queremos ser revestidos, para que lo mortal sea absorbido por la vida.</w:t>
       </w:r>
     </w:p>
     <w:p>
@@ -2084,7 +2084,7 @@
         <w:rPr>
           <w:lang w:val="es_ES" w:bidi="es_ES"/>
         </w:rPr>
-        <w:t xml:space="preserve"> Porque todos tenemos que comparecer ante el tribunal de Cristo, para que cada uno reciba lo que le corresponda según lo que haya hecho mientras estaba en el cuerpo, sea bueno o malo.</w:t>
+        <w:t xml:space="preserve"> Todos tenemos que comparecer ante el tribunal de Cristo, para que cada uno reciba lo que le corresponda según lo que haya hecho mientras estaba en el cuerpo, sea bueno o malo.</w:t>
       </w:r>
     </w:p>
     <w:p>
@@ -2126,7 +2126,7 @@
         <w:rPr>
           <w:lang w:val="es_ES" w:bidi="es_ES"/>
         </w:rPr>
-        <w:t xml:space="preserve"> No estamos tratando de recomendarnos otra vez ante ustedes. No. Les damos la oportunidad de sentirse orgullosos de nosotros, para que puedan responder a los que presumen de las apariencias y no de lo que hay en el corazón.</w:t>
+        <w:t xml:space="preserve"> No estamos tratando de recomendarnos otra vez ante ustedes. No. Les damos la oportunidad de sentirse orgullosos de nosotros. Queremos que puedan responder a los que presumen de las apariencias y no de lo que hay en el corazón.</w:t>
       </w:r>
     </w:p>
     <w:p>
@@ -2294,7 +2294,7 @@
         <w:rPr>
           <w:lang w:val="es_ES" w:bidi="es_ES"/>
         </w:rPr>
-        <w:t xml:space="preserve"> Somos embajadores de Cristo y, como si Dios les hablara por medio de nosotros, en nombre de Cristo les rogamos: ¡reconcíliense con Dios!</w:t>
+        <w:t xml:space="preserve"> Somos embajadores de Cristo. Es como si Dios les hablara por medio de nosotros. Así que, en nombre de Cristo, les rogamos: ¡reconcíliense con Dios!</w:t>
       </w:r>
     </w:p>
     <w:p>
@@ -2373,7 +2373,7 @@
         <w:rPr>
           <w:lang w:val="es_ES" w:bidi="es_ES"/>
         </w:rPr>
-        <w:t xml:space="preserve"> Porque él dice: «En el momento oportuno te respondí. En el día de salvación te ayudé». Ahora es el momento oportuno; hoy es el día de salvación.</w:t>
+        <w:t xml:space="preserve"> Él dice: “En el momento oportuno te respondí. En el día de salvación te ayudé”. Ahora es el momento oportuno; hoy es el día de salvación.</w:t>
       </w:r>
     </w:p>
     <w:p>
@@ -2478,7 +2478,7 @@
         <w:rPr>
           <w:lang w:val="es_ES" w:bidi="es_ES"/>
         </w:rPr>
-        <w:t xml:space="preserve"> con la verdad y con el poder de Dios; con armas de la justicia tanto para para atacar y para defendernos.</w:t>
+        <w:t xml:space="preserve"> con la verdad y con el poder de Dios; con armas de la justicia tanto para atacar y para defendernos.</w:t>
       </w:r>
     </w:p>
     <w:p>
@@ -2604,7 +2604,7 @@
         <w:rPr>
           <w:lang w:val="es_ES" w:bidi="es_ES"/>
         </w:rPr>
-        <w:t xml:space="preserve"> Les hablo como a mis propios hijos: ¡Ábranme también ustedes su corazón!</w:t>
+        <w:t xml:space="preserve"> Les hablo como a mis propios hijos. ¡Ábranme también ustedes su corazón!</w:t>
       </w:r>
     </w:p>
     <w:p>
@@ -2667,7 +2667,7 @@
         <w:rPr>
           <w:lang w:val="es_ES" w:bidi="es_ES"/>
         </w:rPr>
-        <w:t xml:space="preserve"> ¿Qué acuerdo puede haber entre el templo de Dios y los ídolos? Nosotros somos el templo del Dios viviente. Como él mismo dijo:«Habitaré en medio de ellos para siempre. Yo seré su Dios, y ellos serán mi pueblo».</w:t>
+        <w:t xml:space="preserve"> ¿Qué acuerdo puede haber entre el templo de Dios y los ídolos? Nosotros somos el templo del Dios viviente. Él mismo dijo: “Habitaré en medio de ellos para siempre. Yo seré su Dios, y ellos serán mi pueblo”.</w:t>
       </w:r>
     </w:p>
     <w:p>
@@ -2688,7 +2688,7 @@
         <w:rPr>
           <w:lang w:val="es_ES" w:bidi="es_ES"/>
         </w:rPr>
-        <w:t xml:space="preserve"> Por eso el Señor dice:«¡Salgan, salgan de allí! No toquen nada impuro, y yo los recibiré».</w:t>
+        <w:t xml:space="preserve"> Por eso el Señor dice: «¡Salgan, salgan de allí! No toquen nada impuro, y yo los recibiré”.</w:t>
       </w:r>
     </w:p>
     <w:p>
@@ -2709,7 +2709,7 @@
         <w:rPr>
           <w:lang w:val="es_ES" w:bidi="es_ES"/>
         </w:rPr>
-        <w:t xml:space="preserve"> «Seré un padre para ustedes, y ustedes serán mis hijos y mis hijas. Lo dice el Señor Todopoderoso».</w:t>
+        <w:t xml:space="preserve"> Y dice: “Seré un padre para ustedes, y ustedes serán mis hijos y mis hijas. Lo dice el Señor Todopoderoso”.</w:t>
       </w:r>
     </w:p>
     <w:p>
@@ -2746,7 +2746,7 @@
         <w:rPr>
           <w:lang w:val="es_ES" w:bidi="es_ES"/>
         </w:rPr>
-        <w:t xml:space="preserve"> Puesto que tenemos estas promesas, queridos hermanos, purifiquémonos de todo lo que contamina el cuerpo y el espíritu, perfeccionando la obra de nuestra santificación en el temor de Dios.</w:t>
+        <w:t xml:space="preserve"> Puesto que tenemos estas promesas, queridos hermanos, purifiquémonos de todo lo que contamina el cuerpo y el espíritu. Perfeccionemos la obra de nuestra santificación en el temor de Dios.</w:t>
       </w:r>
     </w:p>
     <w:p>
@@ -2893,7 +2893,7 @@
         <w:rPr>
           <w:lang w:val="es_ES" w:bidi="es_ES"/>
         </w:rPr>
-        <w:t xml:space="preserve"> Aunque en un principio me arrepentí de haberles enviado aquella carta, ya no me pesa. Es cierto que los entristeció por un tiempo,</w:t>
+        <w:t xml:space="preserve"> Aunque en un principio me arrepentí de haberles enviado aquella carta, ya no me pesa. Es cierto que los entristeció por un tiempo.</w:t>
       </w:r>
     </w:p>
     <w:p>
@@ -2914,7 +2914,7 @@
         <w:rPr>
           <w:lang w:val="es_ES" w:bidi="es_ES"/>
         </w:rPr>
-        <w:t xml:space="preserve"> pero ahora me alegro de haberla enviado, no porque les causó dolor, sino porque ese dolor los llevó al arrepentimiento. Sintieron el tipo de tristeza que Dios quiere que su pueblo sienta, así que no les hice ningún daño.</w:t>
+        <w:t xml:space="preserve"> Pero ahora me alegro de haberla enviado, no porque les causó dolor, sino porque ese dolor los llevó al arrepentimiento. Sintieron el tipo de tristeza que Dios quiere que su pueblo sienta, así que no les hice ningún daño.</w:t>
       </w:r>
     </w:p>
     <w:p>
@@ -2956,7 +2956,7 @@
         <w:rPr>
           <w:lang w:val="es_ES" w:bidi="es_ES"/>
         </w:rPr>
-        <w:t xml:space="preserve"> ¿Se dan cuenta de todo lo bueno que produjo en ustedes esa tristeza que viene de Dios? ¡Cuánta empeño, cuántas ganas de disculparse, cuánta indignación, cuánto temor, cuánto anhelo, cuánto celo, cuánta disposición para hacer justicia! En todo esto han demostrado que son inocentes en este asunto.</w:t>
+        <w:t xml:space="preserve"> ¿Se dan cuenta de todo lo bueno que produjo en ustedes esa tristeza que viene de Dios? ¡Cuánto empeño, cuántas ganas de disculparse, cuánta indignación, cuánto temor, cuánto anhelo, cuánto celo, cuánta disposición para hacer justicia! En todo esto han demostrado que son inocentes en este asunto.</w:t>
       </w:r>
     </w:p>
     <w:p>
@@ -2977,7 +2977,7 @@
         <w:rPr>
           <w:lang w:val="es_ES" w:bidi="es_ES"/>
         </w:rPr>
-        <w:t xml:space="preserve"> Así que, aunque les escribí, no fue por causa del que cometió la ofensa ni por causa del que la sufrió, sino para que ustedes mismos se dieran cuenta, delante de Dios, de cuánto se preocupan por nosotros.</w:t>
+        <w:t xml:space="preserve"> Así que, aunque les escribí, no fue por causa del que cometió la ofensa ni por causa del que la sufrió. Fue para que ustedes mismos se dieran cuenta, delante de Dios, de cuánto se preocupan por nosotros.</w:t>
       </w:r>
     </w:p>
     <w:p>
@@ -3140,7 +3140,7 @@
         <w:rPr>
           <w:lang w:val="es_ES" w:bidi="es_ES"/>
         </w:rPr>
-        <w:t xml:space="preserve"> Han dado no solo según sus posibilidades, sino mucho más allá de ellas. Y lo hicieron por su propia voluntad,</w:t>
+        <w:t xml:space="preserve"> Han dado no solo según sus posibilidades, sino mucho más allá de ellas. Y lo hicieron por su propia voluntad.</w:t>
       </w:r>
     </w:p>
     <w:p>
@@ -3161,7 +3161,7 @@
         <w:rPr>
           <w:lang w:val="es_ES" w:bidi="es_ES"/>
         </w:rPr>
-        <w:t xml:space="preserve"> suplicándonos con insistencia que les permitiéramos participar en esta ayuda para los creyentes de Jerusalén.</w:t>
+        <w:t xml:space="preserve"> Nos suplicaron con insistencia que les permitiéramos participar en esta ayuda para los creyentes de Jerusalén.</w:t>
       </w:r>
     </w:p>
     <w:p>
@@ -3266,7 +3266,7 @@
         <w:rPr>
           <w:lang w:val="es_ES" w:bidi="es_ES"/>
         </w:rPr>
-        <w:t xml:space="preserve"> Ustedes conocen la gracia de nuestro Señor Jesucristo: aunque era rico, por causa de ustedes se hizo pobre, para que ustedes, por medio de su pobreza, llegaran a ser ricos.</w:t>
+        <w:t xml:space="preserve"> Ustedes conocen la gracia de nuestro Señor Jesucristo. Aunque era rico, por causa de ustedes se hizo pobre, para que ustedes, por medio de su pobreza, llegaran a ser ricos.</w:t>
       </w:r>
     </w:p>
     <w:p>
@@ -3392,7 +3392,7 @@
         <w:rPr>
           <w:lang w:val="es_ES" w:bidi="es_ES"/>
         </w:rPr>
-        <w:t xml:space="preserve"> Como está escrito: «Quien había recogido mucho no tuvo de sobra. A quien había recogido poco no le faltó».</w:t>
+        <w:t xml:space="preserve"> Como está escrito: “Quien había recogido mucho no tuvo de sobra. A quien había recogido poco no le faltó”.</w:t>
       </w:r>
     </w:p>
     <w:p>
@@ -3455,7 +3455,7 @@
         <w:rPr>
           <w:lang w:val="es_ES" w:bidi="es_ES"/>
         </w:rPr>
-        <w:t xml:space="preserve"> Con él les enviamos a un hermano que es muy apreciado en todas las iglesias por su trabajo en la proclamación del evangelio.</w:t>
+        <w:t xml:space="preserve"> Con él les enviamos a un hermano que es muy apreciado en todas las iglesias por su trabajo en la proclamación de las buenas noticias.</w:t>
       </w:r>
     </w:p>
     <w:p>
@@ -3560,7 +3560,7 @@
         <w:rPr>
           <w:lang w:val="es_ES" w:bidi="es_ES"/>
         </w:rPr>
-        <w:t xml:space="preserve"> Si alguien pregunta por Tito, díganle que es mi compañero y colaborador en el trabajo con ustedes. En cuanto a nuestros hermanos, son enviados de las iglesias, son una honra para Cristo.</w:t>
+        <w:t xml:space="preserve"> Si alguien pregunta por Tito, díganle que es mi compañero y colaborador en el trabajo con ustedes. En cuanto a nuestros hermanos, son enviados de las iglesias. Son una honra para Cristo.</w:t>
       </w:r>
     </w:p>
     <w:p>
@@ -3581,7 +3581,7 @@
         <w:rPr>
           <w:lang w:val="es_ES" w:bidi="es_ES"/>
         </w:rPr>
-        <w:t xml:space="preserve"> Demuestren a estos hombres su amor y que vean que nuestro orgullo por ustedes está justificado. Será para testimonio delante de las iglesias.</w:t>
+        <w:t xml:space="preserve"> Demuestren a estos hombres su amor. Que vean que nuestro orgullo por ustedes está justificado. Será para testimonio delante de las iglesias.</w:t>
       </w:r>
     </w:p>
     <w:p>
@@ -3702,7 +3702,7 @@
         <w:rPr>
           <w:lang w:val="es_ES" w:bidi="es_ES"/>
         </w:rPr>
-        <w:t xml:space="preserve"> Por eso consideré necesario rogar a estos hermanos que vayan antes que yo y preparen de antemano la generosa ofrenda que ustedes prometieron. Así estará lista como una muestra de generosidad y no no como una imposición.</w:t>
+        <w:t xml:space="preserve"> Por eso consideré necesario rogar a estos hermanos que vayan antes que yo y preparen de antemano la generosa ofrenda que ustedes prometieron. Así estará lista como una muestra de generosidad y no como una imposición.</w:t>
       </w:r>
     </w:p>
     <w:p>
@@ -3744,7 +3744,7 @@
         <w:rPr>
           <w:lang w:val="es_ES" w:bidi="es_ES"/>
         </w:rPr>
-        <w:t xml:space="preserve"> Cada uno debe dar según lo que haya decidido en su corazón, no de mala gana ni por obligación, porque Dios ama al que da con alegría.</w:t>
+        <w:t xml:space="preserve"> Cada uno debe dar según lo que haya decidido en su corazón, no de mala gana ni por obligación. Dios ama al que da con alegría.</w:t>
       </w:r>
     </w:p>
     <w:p>
@@ -3786,7 +3786,7 @@
         <w:rPr>
           <w:lang w:val="es_ES" w:bidi="es_ES"/>
         </w:rPr>
-        <w:t xml:space="preserve"> Como está escrito: «Reparten con generosidad entre los pobres;sus buenas obras permanecerán para siempre».</w:t>
+        <w:t xml:space="preserve"> Está escrito: “Reparten con generosidad entre los pobres; sus buenas obras permanecerán para siempre”.</w:t>
       </w:r>
     </w:p>
     <w:p>
@@ -3807,7 +3807,7 @@
         <w:rPr>
           <w:lang w:val="es_ES" w:bidi="es_ES"/>
         </w:rPr>
-        <w:t xml:space="preserve"> El que provee semilla al que siembra y pan para comer también les proveerá y multiplicará su semilla, y hará crecer los frutos de su generosidad.</w:t>
+        <w:t xml:space="preserve"> Dios provee semilla al que siembra y pan para comer. Del mismo modo, les proveerá y multiplicará su semilla. Hará crecer los frutos de su generosidad.</w:t>
       </w:r>
     </w:p>
     <w:p>
@@ -3870,7 +3870,7 @@
         <w:rPr>
           <w:lang w:val="es_ES" w:bidi="es_ES"/>
         </w:rPr>
-        <w:t xml:space="preserve"> Por medio de esta demostración de servicio, ellos glorificarán a Dios por la obediencia que ustedes añaden a su confesión del evangelio de Cristo y por la generosidad con que comparten con ellos y con todos.</w:t>
+        <w:t xml:space="preserve"> Por medio de esta demostración de servicio, ellos glorificarán a Dios. La generosidad con que ustedes comparten con ellos y con todos demuestra que creen y obedecen las buenas noticias de Cristo.</w:t>
       </w:r>
     </w:p>
     <w:p>
@@ -3891,7 +3891,7 @@
         <w:rPr>
           <w:lang w:val="es_ES" w:bidi="es_ES"/>
         </w:rPr>
-        <w:t xml:space="preserve"> Además, en sus oraciones por ustedes, expresarán su afecto hacia ustedes por la abundante gracia que ustedes han recibido de Dios.</w:t>
+        <w:t xml:space="preserve"> Además, en sus oraciones por ustedes, ellos expresarán su afecto hacia ustedes por la abundante gracia que ustedes han recibido de Dios.</w:t>
       </w:r>
     </w:p>
     <w:p>
@@ -3970,7 +3970,7 @@
         <w:rPr>
           <w:lang w:val="es_ES" w:bidi="es_ES"/>
         </w:rPr>
-        <w:t xml:space="preserve"> ¡Le pido que cuando vaya no tenga que ser tan firme con algunos que piensan que actúo con criterios meramente humanos!</w:t>
+        <w:t xml:space="preserve"> ¡Les pido que cuando vaya no tenga que ser muy firme con algunos de ustedes! Pues pensarán que actúo con criterios meramente humanos.</w:t>
       </w:r>
     </w:p>
     <w:p>
@@ -4012,7 +4012,7 @@
         <w:rPr>
           <w:lang w:val="es_ES" w:bidi="es_ES"/>
         </w:rPr>
-        <w:t xml:space="preserve"> Las armas con las que luchamos no son humanas, sino que tienen el poder de Dios para destruir fortalezas.</w:t>
+        <w:t xml:space="preserve"> Las armas con las que luchamos no son humanas. Tienen el poder de Dios para destruir fortalezas.</w:t>
       </w:r>
     </w:p>
     <w:p>
@@ -4138,7 +4138,7 @@
         <w:rPr>
           <w:lang w:val="es_ES" w:bidi="es_ES"/>
         </w:rPr>
-        <w:t xml:space="preserve"> Algunos dicen: «Sus cartas son duras y fuertes, pero cuando está presente es débil y como predicador no impresiona a nadie.</w:t>
+        <w:t xml:space="preserve"> Algunos dicen: —Sus cartas son duras y fuertes, pero cuando está presente es débil. Como predicador no impresiona a nadie.</w:t>
       </w:r>
     </w:p>
     <w:p>
@@ -4201,7 +4201,7 @@
         <w:rPr>
           <w:lang w:val="es_ES" w:bidi="es_ES"/>
         </w:rPr>
-        <w:t xml:space="preserve"> Nosotros no nos jactamos más allá de lo que nos corresponde. Nos limitamos al campo de trabajo que Dios nos asignó, en el cual están ustedes incuildos.</w:t>
+        <w:t xml:space="preserve"> Nosotros no nos jactamos más allá de lo que nos corresponde. Nos limitamos al campo de trabajo que Dios nos asignó, en el cual están ustedes incluidos.</w:t>
       </w:r>
     </w:p>
     <w:p>
@@ -4222,7 +4222,7 @@
         <w:rPr>
           <w:lang w:val="es_ES" w:bidi="es_ES"/>
         </w:rPr>
-        <w:t xml:space="preserve"> No estamos traspasando ningún límite, como podrían decir si no hubiéramos llegado hasta ustedes, porque fuimos los primeros en llevarles las buenas noticias de Cristo.</w:t>
+        <w:t xml:space="preserve"> No estamos traspasando ningún límite, como podrían decir si no hubiéramos llegado hasta ustedes. Fuimos los primeros en llevarles las buenas noticias de Cristo.</w:t>
       </w:r>
     </w:p>
     <w:p>
@@ -4243,7 +4243,7 @@
         <w:rPr>
           <w:lang w:val="es_ES" w:bidi="es_ES"/>
         </w:rPr>
-        <w:t xml:space="preserve"> Así que no nos atribuimos el mérito del trabajo que otros han hecho entre ustedes. Al contrario, esperamos que su fe crezca y que, en la meisma medida, nuestro ministerio entre ustedes se amplíe considerablemente.</w:t>
+        <w:t xml:space="preserve"> Así que no nos atribuimos el mérito del trabajo que otros han hecho entre ustedes. Al contrario, esperamos que su fe crezca y que, en la misma medida, nuestro ministerio entre ustedes se amplíe considerablemente.</w:t>
       </w:r>
     </w:p>
     <w:p>
@@ -4285,7 +4285,7 @@
         <w:rPr>
           <w:lang w:val="es_ES" w:bidi="es_ES"/>
         </w:rPr>
-        <w:t xml:space="preserve"> Como dicen las Escrituras: «Más bien, siéntanse orgullosos de esto: de conocerme y de comprender que yo soy el Señor».</w:t>
+        <w:t xml:space="preserve"> Dicen las Escrituras: “Más bien, siéntanse orgullosos de esto: de conocerme y de comprender que yo soy el Señor”.</w:t>
       </w:r>
     </w:p>
     <w:p>
@@ -4306,7 +4306,7 @@
         <w:rPr>
           <w:lang w:val="es_ES" w:bidi="es_ES"/>
         </w:rPr>
-        <w:t xml:space="preserve"> Porque no es aprobado el que se elogia a sí mismo, sino aquel a quien el Señor elogia.</w:t>
+        <w:t xml:space="preserve"> No es aprobado el que se elogia a sí mismo, sino aquel a quien el Señor elogia.</w:t>
       </w:r>
     </w:p>
     <w:p>
@@ -4385,7 +4385,7 @@
         <w:rPr>
           <w:lang w:val="es_ES" w:bidi="es_ES"/>
         </w:rPr>
-        <w:t xml:space="preserve"> Pero temo que sus mentes sean engañadas y se aparten de la devoción sincera y pura a Cristo, tal como la serpiente engañó a Eva con su astucia.</w:t>
+        <w:t xml:space="preserve"> Pero temo que sus mentes sean engañadas, tal como la serpiente engañó a Eva con su astucia. Temo que se aparten de la devoción sincera y pura a Cristo.</w:t>
       </w:r>
     </w:p>
     <w:p>
@@ -4406,7 +4406,7 @@
         <w:rPr>
           <w:lang w:val="es_ES" w:bidi="es_ES"/>
         </w:rPr>
-        <w:t xml:space="preserve"> Si alguien llega y les predica a un Jesús diferente del que les prediqué, lo aceptan sin problema. Si reciben un espíritu diferente del que recibieron, o un evangelio diferente del que aceptaron, lo soportan sin dificultad.</w:t>
+        <w:t xml:space="preserve"> Si alguien llega y les predica a un Jesús diferente del que les prediqué, lo aceptan sin problema. Si reciben un espíritu diferente del que recibieron, o buenas noticias diferentes de las que aceptaron, lo soportan sin dificultad.</w:t>
       </w:r>
     </w:p>
     <w:p>
@@ -4427,7 +4427,7 @@
         <w:rPr>
           <w:lang w:val="es_ES" w:bidi="es_ES"/>
         </w:rPr>
-        <w:t xml:space="preserve"> Sin embargo, no creo ser inferior a esos superapóstoles.</w:t>
+        <w:t xml:space="preserve"> Sin embargo, no creo ser inferior a los que enseñan tales cosas y que se consideran superapóstoles.</w:t>
       </w:r>
     </w:p>
     <w:p>
@@ -4448,7 +4448,7 @@
         <w:rPr>
           <w:lang w:val="es_ES" w:bidi="es_ES"/>
         </w:rPr>
-        <w:t xml:space="preserve"> Quizás no sea muy bueno predicando, pero sí tengo conocimiento. Esto se lo he demostrado de muchas maneras.</w:t>
+        <w:t xml:space="preserve"> Quizá no sea muy bueno predicando, pero sí tengo conocimiento. Esto se lo he demostrado de muchas maneras.</w:t>
       </w:r>
     </w:p>
     <w:p>
@@ -4469,7 +4469,7 @@
         <w:rPr>
           <w:lang w:val="es_ES" w:bidi="es_ES"/>
         </w:rPr>
-        <w:t xml:space="preserve"> ¿Acaso cometí un pecado al predicarles el evangelio de Dios gratuitamente, humillándome a mí mismo para que ustedes fueran enaltecidos?</w:t>
+        <w:t xml:space="preserve"> ¿Acaso cometí un pecado al predicarles las buenas noticias de Dios gratuitamente, humillándome a mí mismo para que ustedes fueran enaltecidos?</w:t>
       </w:r>
     </w:p>
     <w:p>
@@ -4574,7 +4574,7 @@
         <w:rPr>
           <w:lang w:val="es_ES" w:bidi="es_ES"/>
         </w:rPr>
-        <w:t xml:space="preserve"> Lo hago para que se vea que no tienen razón esos que dicen que trabajan igual que nosotros, y que presumen de su trabajo.</w:t>
+        <w:t xml:space="preserve"> Lo hago para que se vea que no tienen razón esos otros. Ellos dicen que trabajan igual que nosotros, y presumen de su trabajo.</w:t>
       </w:r>
     </w:p>
     <w:p>
@@ -4763,7 +4763,7 @@
         <w:rPr>
           <w:lang w:val="es_ES" w:bidi="es_ES"/>
         </w:rPr>
-        <w:t xml:space="preserve"> Me da vergüenza admitir que hemos nosotros sido demasiado débiles.Pero, hablando todavía como un insensato, les aseguro que de cualquier cosa de la que ellos se atrevan a presumir, yo también puedo hacerlo.</w:t>
+        <w:t xml:space="preserve"> Me da vergüenza admitir que hemos nosotros sido demasiado débiles. Pero, hablando todavía como un insensato, les aseguro que de cualquier cosa de la que ellos se atrevan a presumir, yo también puedo hacerlo.</w:t>
       </w:r>
     </w:p>
     <w:p>
@@ -5067,13 +5067,470 @@
           <w:vertAlign w:val="superscript"/>
           <w:lang w:val="es_ES" w:bidi="es_ES"/>
         </w:rPr>
+        <w:t>2-3</w:t>
+      </w:r>
+      <w:r>
+        <w:rPr>
+          <w:lang w:val="es_ES" w:bidi="es_ES"/>
+        </w:rPr>
+        <w:t xml:space="preserve"> Conozco a un seguidor de Cristo que hace 14 años fue llevado al tercer cielo. No sé si fue en cuerpo o en espíritu; solo Dios lo sabe. Y sé que este hombre</w:t>
+      </w:r>
+    </w:p>
+    <w:p>
+      <w:pPr/>
+      <w:r>
+        <w:rPr>
+          <w:lang w:val="es_ES" w:bidi="es_ES"/>
+        </w:rPr>
+      </w:r>
+      <w:r>
+        <w:rPr>
+          <w:vertAlign w:val="superscript"/>
+          <w:lang w:val="es_ES" w:bidi="es_ES"/>
+        </w:rPr>
+        <w:t>4</w:t>
+      </w:r>
+      <w:r>
+        <w:rPr>
+          <w:lang w:val="es_ES" w:bidi="es_ES"/>
+        </w:rPr>
+        <w:t xml:space="preserve"> fue llevado al paraíso y escuchó cosas que no se pueden expresar con palabras.</w:t>
+      </w:r>
+    </w:p>
+    <w:p>
+      <w:pPr/>
+      <w:r>
+        <w:rPr>
+          <w:lang w:val="es_ES" w:bidi="es_ES"/>
+        </w:rPr>
+      </w:r>
+      <w:r>
+        <w:rPr>
+          <w:vertAlign w:val="superscript"/>
+          <w:lang w:val="es_ES" w:bidi="es_ES"/>
+        </w:rPr>
+        <w:t>5</w:t>
+      </w:r>
+      <w:r>
+        <w:rPr>
+          <w:lang w:val="es_ES" w:bidi="es_ES"/>
+        </w:rPr>
+        <w:t xml:space="preserve"> Podría presumir de esa experiencia, pero no lo haré. Prefiero más bien sentirme orgulloso de mis debilidades.</w:t>
+      </w:r>
+    </w:p>
+    <w:p>
+      <w:pPr/>
+      <w:r>
+        <w:rPr>
+          <w:lang w:val="es_ES" w:bidi="es_ES"/>
+        </w:rPr>
+      </w:r>
+      <w:r>
+        <w:rPr>
+          <w:vertAlign w:val="superscript"/>
+          <w:lang w:val="es_ES" w:bidi="es_ES"/>
+        </w:rPr>
+        <w:t>6</w:t>
+      </w:r>
+      <w:r>
+        <w:rPr>
+          <w:lang w:val="es_ES" w:bidi="es_ES"/>
+        </w:rPr>
+        <w:t xml:space="preserve"> Sin embargo, si quisiera presumir, no sería ningún insensato, porque diría la verdad. Pero no lo hago, porque no quiero que nadie piense de mí más de lo que ve en mí o escucha de mí.</w:t>
+      </w:r>
+    </w:p>
+    <w:p>
+      <w:pPr/>
+      <w:r>
+        <w:rPr>
+          <w:lang w:val="es_ES" w:bidi="es_ES"/>
+        </w:rPr>
+      </w:r>
+      <w:r>
+        <w:rPr>
+          <w:vertAlign w:val="superscript"/>
+          <w:lang w:val="es_ES" w:bidi="es_ES"/>
+        </w:rPr>
+        <w:t>7</w:t>
+      </w:r>
+      <w:r>
+        <w:rPr>
+          <w:lang w:val="es_ES" w:bidi="es_ES"/>
+        </w:rPr>
+        <w:t xml:space="preserve"> Para que no me enorgulleciera por la grandeza de las revelaciones que he recibido, me fue clavada una espina en la carne. Era un mensajero de Satanás que me atormenta.</w:t>
+      </w:r>
+    </w:p>
+    <w:p>
+      <w:pPr/>
+      <w:r>
+        <w:rPr>
+          <w:lang w:val="es_ES" w:bidi="es_ES"/>
+        </w:rPr>
+      </w:r>
+      <w:r>
+        <w:rPr>
+          <w:vertAlign w:val="superscript"/>
+          <w:lang w:val="es_ES" w:bidi="es_ES"/>
+        </w:rPr>
+        <w:t>8</w:t>
+      </w:r>
+      <w:r>
+        <w:rPr>
+          <w:lang w:val="es_ES" w:bidi="es_ES"/>
+        </w:rPr>
+        <w:t xml:space="preserve"> Le he pedido 3 veces al Señor que me lo quite,</w:t>
+      </w:r>
+    </w:p>
+    <w:p>
+      <w:pPr/>
+      <w:r>
+        <w:rPr>
+          <w:lang w:val="es_ES" w:bidi="es_ES"/>
+        </w:rPr>
+      </w:r>
+      <w:r>
+        <w:rPr>
+          <w:vertAlign w:val="superscript"/>
+          <w:lang w:val="es_ES" w:bidi="es_ES"/>
+        </w:rPr>
+        <w:t>9</w:t>
+      </w:r>
+      <w:r>
+        <w:rPr>
+          <w:lang w:val="es_ES" w:bidi="es_ES"/>
+        </w:rPr>
+        <w:t xml:space="preserve"> pero él me respondió: —Te basta con mi gracia, porque mi poder se perfecciona en la debilidad. Por tanto, con mucho gusto presumiré más bien de mis debilidades, para que esté sobre mí el poder de Cristo.</w:t>
+      </w:r>
+    </w:p>
+    <w:p>
+      <w:pPr/>
+      <w:r>
+        <w:rPr>
+          <w:lang w:val="es_ES" w:bidi="es_ES"/>
+        </w:rPr>
+      </w:r>
+      <w:r>
+        <w:rPr>
+          <w:vertAlign w:val="superscript"/>
+          <w:lang w:val="es_ES" w:bidi="es_ES"/>
+        </w:rPr>
+        <w:t>10</w:t>
+      </w:r>
+      <w:r>
+        <w:rPr>
+          <w:lang w:val="es_ES" w:bidi="es_ES"/>
+        </w:rPr>
+        <w:t xml:space="preserve"> Por eso me alegro en mis debilidades, en los insultos, en las privaciones, en las persecuciones y en las dificultades que sufro por Cristo. Cuando soy débil, entonces soy fuerte.</w:t>
+      </w:r>
+    </w:p>
+    <w:p>
+      <w:pPr/>
+      <w:r>
+        <w:rPr>
+          <w:lang w:val="es_ES" w:bidi="es_ES"/>
+        </w:rPr>
+      </w:r>
+      <w:r>
+        <w:rPr>
+          <w:vertAlign w:val="superscript"/>
+          <w:lang w:val="es_ES" w:bidi="es_ES"/>
+        </w:rPr>
+        <w:t>11</w:t>
+      </w:r>
+      <w:r>
+        <w:rPr>
+          <w:lang w:val="es_ES" w:bidi="es_ES"/>
+        </w:rPr>
+        <w:t xml:space="preserve"> Me he comportado como un insensato al presumir así, pero ustedes me obligaron a hacerlo. Ustedes debían haber hablado bien de mí. No soy inferior en nada a esos superapóstoles, aunque no soy nada.</w:t>
+      </w:r>
+    </w:p>
+    <w:p>
+      <w:pPr/>
+      <w:r>
+        <w:rPr>
+          <w:lang w:val="es_ES" w:bidi="es_ES"/>
+        </w:rPr>
+      </w:r>
+      <w:r>
+        <w:rPr>
+          <w:vertAlign w:val="superscript"/>
+          <w:lang w:val="es_ES" w:bidi="es_ES"/>
+        </w:rPr>
+        <w:t>12</w:t>
+      </w:r>
+      <w:r>
+        <w:rPr>
+          <w:lang w:val="es_ES" w:bidi="es_ES"/>
+        </w:rPr>
+        <w:t xml:space="preserve"> Cuando estuve entre ustedes, demostré con toda paciencia las marcas distintivas de un verdadero apóstol: señales, prodigios y milagros.</w:t>
+      </w:r>
+    </w:p>
+    <w:p>
+      <w:pPr/>
+      <w:r>
+        <w:rPr>
+          <w:lang w:val="es_ES" w:bidi="es_ES"/>
+        </w:rPr>
+      </w:r>
+      <w:r>
+        <w:rPr>
+          <w:vertAlign w:val="superscript"/>
+          <w:lang w:val="es_ES" w:bidi="es_ES"/>
+        </w:rPr>
+        <w:t>13</w:t>
+      </w:r>
+      <w:r>
+        <w:rPr>
+          <w:lang w:val="es_ES" w:bidi="es_ES"/>
+        </w:rPr>
+        <w:t xml:space="preserve"> Lo único en que los traté peor que a las demás iglesias fue en que yo no fui una carga económica para ustedes. ¡Perdónenme tan gran ofensa!</w:t>
+      </w:r>
+    </w:p>
+    <w:p>
+      <w:pPr/>
+      <w:r>
+        <w:rPr>
+          <w:lang w:val="es_ES" w:bidi="es_ES"/>
+        </w:rPr>
+      </w:r>
+      <w:r>
+        <w:rPr>
+          <w:vertAlign w:val="superscript"/>
+          <w:lang w:val="es_ES" w:bidi="es_ES"/>
+        </w:rPr>
+        <w:t>14</w:t>
+      </w:r>
+      <w:r>
+        <w:rPr>
+          <w:lang w:val="es_ES" w:bidi="es_ES"/>
+        </w:rPr>
+        <w:t xml:space="preserve"> Estoy listo para visitarlos por tercera vez, y tampoco seré una carga para ustedes. No busco sus bienes, sino a ustedes mismos. Los hijos no tienen que ahorrar para sus padres, sino los padres para sus hijos.</w:t>
+      </w:r>
+    </w:p>
+    <w:p>
+      <w:pPr/>
+      <w:r>
+        <w:rPr>
+          <w:lang w:val="es_ES" w:bidi="es_ES"/>
+        </w:rPr>
+      </w:r>
+      <w:r>
+        <w:rPr>
+          <w:vertAlign w:val="superscript"/>
+          <w:lang w:val="es_ES" w:bidi="es_ES"/>
+        </w:rPr>
+        <w:t>15</w:t>
+      </w:r>
+      <w:r>
+        <w:rPr>
+          <w:lang w:val="es_ES" w:bidi="es_ES"/>
+        </w:rPr>
+        <w:t xml:space="preserve"> Yo con mucho gusto gastaré todo lo que tengo, y hasta me gastaré a mí mismo por el bien de ustedes. Si los amo más y más, ¿ustedes me amarán menos?</w:t>
+      </w:r>
+    </w:p>
+    <w:p>
+      <w:pPr/>
+      <w:r>
+        <w:rPr>
+          <w:lang w:val="es_ES" w:bidi="es_ES"/>
+        </w:rPr>
+      </w:r>
+      <w:r>
+        <w:rPr>
+          <w:vertAlign w:val="superscript"/>
+          <w:lang w:val="es_ES" w:bidi="es_ES"/>
+        </w:rPr>
+        <w:t>16</w:t>
+      </w:r>
+      <w:r>
+        <w:rPr>
+          <w:lang w:val="es_ES" w:bidi="es_ES"/>
+        </w:rPr>
+        <w:t xml:space="preserve"> ¿Acaso usé algún engaño para atraparlos? Sea como sea, yo no fui una carga para ustedes.</w:t>
+      </w:r>
+    </w:p>
+    <w:p>
+      <w:pPr/>
+      <w:r>
+        <w:rPr>
+          <w:lang w:val="es_ES" w:bidi="es_ES"/>
+        </w:rPr>
+      </w:r>
+      <w:r>
+        <w:rPr>
+          <w:vertAlign w:val="superscript"/>
+          <w:lang w:val="es_ES" w:bidi="es_ES"/>
+        </w:rPr>
+        <w:t>17</w:t>
+      </w:r>
+      <w:r>
+        <w:rPr>
+          <w:lang w:val="es_ES" w:bidi="es_ES"/>
+        </w:rPr>
+        <w:t xml:space="preserve"> ¿Acaso alguno de los enviados míos se aprovechó de ustedes para beneficiarme?</w:t>
+      </w:r>
+    </w:p>
+    <w:p>
+      <w:pPr/>
+      <w:r>
+        <w:rPr>
+          <w:lang w:val="es_ES" w:bidi="es_ES"/>
+        </w:rPr>
+      </w:r>
+      <w:r>
+        <w:rPr>
+          <w:vertAlign w:val="superscript"/>
+          <w:lang w:val="es_ES" w:bidi="es_ES"/>
+        </w:rPr>
+        <w:t>18</w:t>
+      </w:r>
+      <w:r>
+        <w:rPr>
+          <w:lang w:val="es_ES" w:bidi="es_ES"/>
+        </w:rPr>
+        <w:t xml:space="preserve"> Le pedí a Tito que los visitara y envié con él al otro hermano. ¿Acaso Tito se aprovechó de ustedes? ¿No actuamos con el mismo espíritu y seguimos los mismos pasos?</w:t>
+      </w:r>
+    </w:p>
+    <w:p>
+      <w:pPr/>
+      <w:r>
+        <w:rPr>
+          <w:lang w:val="es_ES" w:bidi="es_ES"/>
+        </w:rPr>
+      </w:r>
+      <w:r>
+        <w:rPr>
+          <w:vertAlign w:val="superscript"/>
+          <w:lang w:val="es_ES" w:bidi="es_ES"/>
+        </w:rPr>
+        <w:t>19</w:t>
+      </w:r>
+      <w:r>
+        <w:rPr>
+          <w:lang w:val="es_ES" w:bidi="es_ES"/>
+        </w:rPr>
+        <w:t xml:space="preserve"> ¿Piensan que todo este tiempo nos hemos estado excusando ante ustedes? Delante de Dios en Cristo hablamos. Todo lo que hacemos, amados hermanos, es para edificarlos.</w:t>
+      </w:r>
+    </w:p>
+    <w:p>
+      <w:pPr/>
+      <w:r>
+        <w:rPr>
+          <w:lang w:val="es_ES" w:bidi="es_ES"/>
+        </w:rPr>
+      </w:r>
+      <w:r>
+        <w:rPr>
+          <w:vertAlign w:val="superscript"/>
+          <w:lang w:val="es_ES" w:bidi="es_ES"/>
+        </w:rPr>
+        <w:t>20</w:t>
+      </w:r>
+      <w:r>
+        <w:rPr>
+          <w:lang w:val="es_ES" w:bidi="es_ES"/>
+        </w:rPr>
+        <w:t xml:space="preserve"> Temo que cuando vaya no me guste lo que encuentre, y a ustedes no les guste cómo reaccione. Temo que haya entre ustedes peleas, envidias, enojos, rivalidades, calumnias, chismes, arrogancia y desorden.</w:t>
+      </w:r>
+    </w:p>
+    <w:p>
+      <w:pPr/>
+      <w:r>
+        <w:rPr>
+          <w:lang w:val="es_ES" w:bidi="es_ES"/>
+        </w:rPr>
+      </w:r>
+      <w:r>
+        <w:rPr>
+          <w:vertAlign w:val="superscript"/>
+          <w:lang w:val="es_ES" w:bidi="es_ES"/>
+        </w:rPr>
+        <w:t>21</w:t>
+      </w:r>
+      <w:r>
+        <w:rPr>
+          <w:lang w:val="es_ES" w:bidi="es_ES"/>
+        </w:rPr>
+        <w:t xml:space="preserve"> Temo que cuando vaya, mi Dios me humille delante de ustedes. Temo que tenga que llorar por muchos que han pecado desde hace algún tiempo y no se han arrepentido de la impureza, la inmoralidad sexual y los vicios que han practicado.</w:t>
+      </w:r>
+    </w:p>
+    <w:p>
+      <w:pPr>
+        <w:pStyle w:val="Heading2"/>
+      </w:pPr>
+      <w:r>
+        <w:rPr>
+          <w:lang w:val="es_ES" w:bidi="es_ES"/>
+        </w:rPr>
+        <w:t>2 Corintios 13:1</w:t>
+      </w:r>
+      <w:r>
+        <w:rPr>
+          <w:lang w:val="es_ES" w:bidi="es_ES"/>
+        </w:rPr>
+      </w:r>
+    </w:p>
+    <w:p>
+      <w:pPr/>
+      <w:r>
+        <w:rPr>
+          <w:lang w:val="es_ES" w:bidi="es_ES"/>
+        </w:rPr>
+      </w:r>
+      <w:r>
+        <w:rPr>
+          <w:vertAlign w:val="superscript"/>
+          <w:lang w:val="es_ES" w:bidi="es_ES"/>
+        </w:rPr>
+        <w:t>1</w:t>
+      </w:r>
+      <w:r>
+        <w:rPr>
+          <w:lang w:val="es_ES" w:bidi="es_ES"/>
+        </w:rPr>
+        <w:t xml:space="preserve"> Esta será la tercera vez que los visite. Dice la Escritura: “Cualquier asunto deberá confirmarse por el testimonio de 2 o 3 testigos”.</w:t>
+      </w:r>
+    </w:p>
+    <w:p>
+      <w:pPr/>
+      <w:r>
+        <w:rPr>
+          <w:lang w:val="es_ES" w:bidi="es_ES"/>
+        </w:rPr>
+      </w:r>
+      <w:r>
+        <w:rPr>
+          <w:vertAlign w:val="superscript"/>
+          <w:lang w:val="es_ES" w:bidi="es_ES"/>
+        </w:rPr>
+        <w:t>2</w:t>
+      </w:r>
+      <w:r>
+        <w:rPr>
+          <w:lang w:val="es_ES" w:bidi="es_ES"/>
+        </w:rPr>
+        <w:t xml:space="preserve"> Ya les advertí cuando estuve con ustedes por segunda vez. Ahora que estoy ausente se lo advierto de nuevo a los que pecaron antes y a todos los demás. Cuando vaya otra vez, no seré indulgente.</w:t>
+      </w:r>
+    </w:p>
+    <w:p>
+      <w:pPr/>
+      <w:r>
+        <w:rPr>
+          <w:lang w:val="es_ES" w:bidi="es_ES"/>
+        </w:rPr>
+      </w:r>
+      <w:r>
+        <w:rPr>
+          <w:vertAlign w:val="superscript"/>
+          <w:lang w:val="es_ES" w:bidi="es_ES"/>
+        </w:rPr>
         <w:t>3</w:t>
       </w:r>
       <w:r>
         <w:rPr>
           <w:lang w:val="es_ES" w:bidi="es_ES"/>
         </w:rPr>
-        <w:t xml:space="preserve"> Conozco a un seguidor de Cristo que hace 14 años fue llevado al tercer cielo. No sé si fue en cuerpo o en espíritu; solo Dios lo sabe. Y sé que este hombre</w:t>
+        <w:t xml:space="preserve"> Tendrán la prueba que buscan de que Cristo habla por medio de mí. Cristo no es débil en su trato con ustedes, sino que es poderoso entre ustedes.</w:t>
       </w:r>
     </w:p>
     <w:p>
@@ -5094,7 +5551,7 @@
         <w:rPr>
           <w:lang w:val="es_ES" w:bidi="es_ES"/>
         </w:rPr>
-        <w:t xml:space="preserve"> fue llevado al paraíso y escuchó cosas que no se pueden expresar con palabras.</w:t>
+        <w:t xml:space="preserve"> Él fue crucificado en debilidad, pero vive por el poder de Dios. Nosotros también somos débiles en él, pero viviremos con él por el poder de Dios y para ustedes.</w:t>
       </w:r>
     </w:p>
     <w:p>
@@ -5115,7 +5572,7 @@
         <w:rPr>
           <w:lang w:val="es_ES" w:bidi="es_ES"/>
         </w:rPr>
-        <w:t xml:space="preserve"> Podría presumir de esa experiencia, pero no lo haré. Prefiero más bien sentirme orgulloso de mis debilidades.</w:t>
+        <w:t xml:space="preserve"> Examínense para ver si están en la fe. Pónganse a prueba ustedes mismos. ¿No se dan cuenta de que Jesucristo está en ustedes? ¡A menos que no pasen la prueba!</w:t>
       </w:r>
     </w:p>
     <w:p>
@@ -5136,7 +5593,7 @@
         <w:rPr>
           <w:lang w:val="es_ES" w:bidi="es_ES"/>
         </w:rPr>
-        <w:t xml:space="preserve"> Sin embargo, si quisiera presumir, no sería ningún insensato, porque diría la verdad. Pero no lo hago, porque no quiero que nadie piense de mí más de lo que ve en mí o escucha de mí.</w:t>
+        <w:t xml:space="preserve"> Espero que reconozcan que nosotros sí hemos pasado la prueba.</w:t>
       </w:r>
     </w:p>
     <w:p>
@@ -5157,7 +5614,7 @@
         <w:rPr>
           <w:lang w:val="es_ES" w:bidi="es_ES"/>
         </w:rPr>
-        <w:t xml:space="preserve"> Para que no me enorgulleciera por la grandeza de las revelaciones que he recibido, me fue clavada una espina en la carne, un mensajero de Satanás que me atormenta.</w:t>
+        <w:t xml:space="preserve"> Oramos a Dios para que no hagan nada malo. Oramos así no para demostrar que hemos pasado la prueba, sino para que hagan lo correcto. Eso queremos aunque parezca que nosotros hemos fracasado.</w:t>
       </w:r>
     </w:p>
     <w:p>
@@ -5178,7 +5635,7 @@
         <w:rPr>
           <w:lang w:val="es_ES" w:bidi="es_ES"/>
         </w:rPr>
-        <w:t xml:space="preserve"> Le he pedido 3 veces al Señor que me lo quite,</w:t>
+        <w:t xml:space="preserve"> No podemos hacer nada contra la verdad, sino solo a favor de la verdad.</w:t>
       </w:r>
     </w:p>
     <w:p>
@@ -5199,7 +5656,7 @@
         <w:rPr>
           <w:lang w:val="es_ES" w:bidi="es_ES"/>
         </w:rPr>
-        <w:t xml:space="preserve"> pero él me respondió: «Te basta con mi gracia, porque mi poder se perfecciona en la debilidad». Por tanto, con mucho gusto presumiré más bien de mis debilidades, para que esté sobre mí el poder de Cristo.</w:t>
+        <w:t xml:space="preserve"> Por eso nos alegramos cuando somos débiles, con tal de que ustedes sean fuertes. Oramos para que lleguen a ser maduros.</w:t>
       </w:r>
     </w:p>
     <w:p>
@@ -5220,7 +5677,7 @@
         <w:rPr>
           <w:lang w:val="es_ES" w:bidi="es_ES"/>
         </w:rPr>
-        <w:t xml:space="preserve"> Por eso me alegro en mis debilidades, en los insultos, en las privaciones, en las persecuciones y en las dificultades que sufro por Cristo. Porque cuando soy débil, entonces soy fuerte.</w:t>
+        <w:t xml:space="preserve"> Por eso les escribo estas cosas estando ausente. Cuando vaya, no quiero tener que ser severo en el uso de la autoridad que el Señor me dio para edificar y no para destruir.</w:t>
       </w:r>
     </w:p>
     <w:p>
@@ -5241,7 +5698,7 @@
         <w:rPr>
           <w:lang w:val="es_ES" w:bidi="es_ES"/>
         </w:rPr>
-        <w:t xml:space="preserve"> Me he comportado como un insensato al presumir así, pero ustedes me obligaron a hacerlo. Ustedes debían haber hablado bien de mí, pues no soy inferior en nada a esos superapóstoles, aunque no soy nada.</w:t>
+        <w:t xml:space="preserve"> Por último, hermanos, alégrense. Busquen su restauración, anímense unos a otros, y vivan en armonía y en paz. Y el Dios de amor y de paz estará con ustedes.</w:t>
       </w:r>
     </w:p>
     <w:p>
@@ -5262,463 +5719,6 @@
         <w:rPr>
           <w:lang w:val="es_ES" w:bidi="es_ES"/>
         </w:rPr>
-        <w:t xml:space="preserve"> Cuando estuve entre ustedes, demostré con toda paciencia las marcas distintivas de un verdadero apóstol: señales, prodigios y milagros.</w:t>
-      </w:r>
-    </w:p>
-    <w:p>
-      <w:pPr/>
-      <w:r>
-        <w:rPr>
-          <w:lang w:val="es_ES" w:bidi="es_ES"/>
-        </w:rPr>
-      </w:r>
-      <w:r>
-        <w:rPr>
-          <w:vertAlign w:val="superscript"/>
-          <w:lang w:val="es_ES" w:bidi="es_ES"/>
-        </w:rPr>
-        <w:t>13</w:t>
-      </w:r>
-      <w:r>
-        <w:rPr>
-          <w:lang w:val="es_ES" w:bidi="es_ES"/>
-        </w:rPr>
-        <w:t xml:space="preserve"> Lo único en que los traté peor que a las demás iglesias fue en que yo no fui una carga económica para ustedes. ¡Perdónenme tan gran ofensa!</w:t>
-      </w:r>
-    </w:p>
-    <w:p>
-      <w:pPr/>
-      <w:r>
-        <w:rPr>
-          <w:lang w:val="es_ES" w:bidi="es_ES"/>
-        </w:rPr>
-      </w:r>
-      <w:r>
-        <w:rPr>
-          <w:vertAlign w:val="superscript"/>
-          <w:lang w:val="es_ES" w:bidi="es_ES"/>
-        </w:rPr>
-        <w:t>14</w:t>
-      </w:r>
-      <w:r>
-        <w:rPr>
-          <w:lang w:val="es_ES" w:bidi="es_ES"/>
-        </w:rPr>
-        <w:t xml:space="preserve"> Estoy listo para visitarlos por tercera vez, y tampoco seré una carga para ustedes. No busco sus bienes, sino a ustedes mismos. Los hijos no tienen que ahorrar para sus padres, sino los padres para sus hijos.</w:t>
-      </w:r>
-    </w:p>
-    <w:p>
-      <w:pPr/>
-      <w:r>
-        <w:rPr>
-          <w:lang w:val="es_ES" w:bidi="es_ES"/>
-        </w:rPr>
-      </w:r>
-      <w:r>
-        <w:rPr>
-          <w:vertAlign w:val="superscript"/>
-          <w:lang w:val="es_ES" w:bidi="es_ES"/>
-        </w:rPr>
-        <w:t>15</w:t>
-      </w:r>
-      <w:r>
-        <w:rPr>
-          <w:lang w:val="es_ES" w:bidi="es_ES"/>
-        </w:rPr>
-        <w:t xml:space="preserve"> Yo con mucho gusto gastaré todo lo que tengo, y hasta me gastaré a mí mismo por el bien de ustedes. Si los amo más y más, ¿ustedes me amarán menos?</w:t>
-      </w:r>
-    </w:p>
-    <w:p>
-      <w:pPr/>
-      <w:r>
-        <w:rPr>
-          <w:lang w:val="es_ES" w:bidi="es_ES"/>
-        </w:rPr>
-      </w:r>
-      <w:r>
-        <w:rPr>
-          <w:vertAlign w:val="superscript"/>
-          <w:lang w:val="es_ES" w:bidi="es_ES"/>
-        </w:rPr>
-        <w:t>16</w:t>
-      </w:r>
-      <w:r>
-        <w:rPr>
-          <w:lang w:val="es_ES" w:bidi="es_ES"/>
-        </w:rPr>
-        <w:t xml:space="preserve"> ¿Acaso usé algún engaño para atraparlos? Sea como sea, yo no fui una carga para ustedes.</w:t>
-      </w:r>
-    </w:p>
-    <w:p>
-      <w:pPr/>
-      <w:r>
-        <w:rPr>
-          <w:lang w:val="es_ES" w:bidi="es_ES"/>
-        </w:rPr>
-      </w:r>
-      <w:r>
-        <w:rPr>
-          <w:vertAlign w:val="superscript"/>
-          <w:lang w:val="es_ES" w:bidi="es_ES"/>
-        </w:rPr>
-        <w:t>17</w:t>
-      </w:r>
-      <w:r>
-        <w:rPr>
-          <w:lang w:val="es_ES" w:bidi="es_ES"/>
-        </w:rPr>
-        <w:t xml:space="preserve"> ¿Acaso alguno de los mis enviados se aprovechó de ustedes para beneficiarme?</w:t>
-      </w:r>
-    </w:p>
-    <w:p>
-      <w:pPr/>
-      <w:r>
-        <w:rPr>
-          <w:lang w:val="es_ES" w:bidi="es_ES"/>
-        </w:rPr>
-      </w:r>
-      <w:r>
-        <w:rPr>
-          <w:vertAlign w:val="superscript"/>
-          <w:lang w:val="es_ES" w:bidi="es_ES"/>
-        </w:rPr>
-        <w:t>18</w:t>
-      </w:r>
-      <w:r>
-        <w:rPr>
-          <w:lang w:val="es_ES" w:bidi="es_ES"/>
-        </w:rPr>
-        <w:t xml:space="preserve"> Le pedí a Tito que los visitara y envié con él al otro hermano. ¿Acaso Tito se aprovechó de ustedes? ¿No actuamos con el mismo espíritu y seguimos los mismos pasos?</w:t>
-      </w:r>
-    </w:p>
-    <w:p>
-      <w:pPr/>
-      <w:r>
-        <w:rPr>
-          <w:lang w:val="es_ES" w:bidi="es_ES"/>
-        </w:rPr>
-      </w:r>
-      <w:r>
-        <w:rPr>
-          <w:vertAlign w:val="superscript"/>
-          <w:lang w:val="es_ES" w:bidi="es_ES"/>
-        </w:rPr>
-        <w:t>19</w:t>
-      </w:r>
-      <w:r>
-        <w:rPr>
-          <w:lang w:val="es_ES" w:bidi="es_ES"/>
-        </w:rPr>
-        <w:t xml:space="preserve"> ¿Piensan que todo este tiempo hemos estado excusando ante ustedes? Delante de Dios en Cristo hablamos. Todo lo que hacemos, amados hermanos, es para edificarlos.</w:t>
-      </w:r>
-    </w:p>
-    <w:p>
-      <w:pPr/>
-      <w:r>
-        <w:rPr>
-          <w:lang w:val="es_ES" w:bidi="es_ES"/>
-        </w:rPr>
-      </w:r>
-      <w:r>
-        <w:rPr>
-          <w:vertAlign w:val="superscript"/>
-          <w:lang w:val="es_ES" w:bidi="es_ES"/>
-        </w:rPr>
-        <w:t>20</w:t>
-      </w:r>
-      <w:r>
-        <w:rPr>
-          <w:lang w:val="es_ES" w:bidi="es_ES"/>
-        </w:rPr>
-        <w:t xml:space="preserve"> Temo que cuando vaya no me guste lo que encuentre, y a ustedes no les guste cómo reaccione. Temo que haya entre ustedes peleas, envidias, enojos, rivalidades, calumnias, chismes, arrogancia y desorden.</w:t>
-      </w:r>
-    </w:p>
-    <w:p>
-      <w:pPr/>
-      <w:r>
-        <w:rPr>
-          <w:lang w:val="es_ES" w:bidi="es_ES"/>
-        </w:rPr>
-      </w:r>
-      <w:r>
-        <w:rPr>
-          <w:vertAlign w:val="superscript"/>
-          <w:lang w:val="es_ES" w:bidi="es_ES"/>
-        </w:rPr>
-        <w:t>21</w:t>
-      </w:r>
-      <w:r>
-        <w:rPr>
-          <w:lang w:val="es_ES" w:bidi="es_ES"/>
-        </w:rPr>
-        <w:t xml:space="preserve"> Temo que cuando vaya, mi Dios me humille delante de ustedes y tenga que llorar por muchos que han pecado desde hace algún tiempo y no se han arrepentido de la impureza, la inmoralidad sexual y los vicios que han practicado.</w:t>
-      </w:r>
-    </w:p>
-    <w:p>
-      <w:pPr>
-        <w:pStyle w:val="Heading2"/>
-      </w:pPr>
-      <w:r>
-        <w:rPr>
-          <w:lang w:val="es_ES" w:bidi="es_ES"/>
-        </w:rPr>
-        <w:t>2 Corintios 13:1</w:t>
-      </w:r>
-      <w:r>
-        <w:rPr>
-          <w:lang w:val="es_ES" w:bidi="es_ES"/>
-        </w:rPr>
-      </w:r>
-    </w:p>
-    <w:p>
-      <w:pPr/>
-      <w:r>
-        <w:rPr>
-          <w:lang w:val="es_ES" w:bidi="es_ES"/>
-        </w:rPr>
-      </w:r>
-      <w:r>
-        <w:rPr>
-          <w:vertAlign w:val="superscript"/>
-          <w:lang w:val="es_ES" w:bidi="es_ES"/>
-        </w:rPr>
-        <w:t>1</w:t>
-      </w:r>
-      <w:r>
-        <w:rPr>
-          <w:lang w:val="es_ES" w:bidi="es_ES"/>
-        </w:rPr>
-        <w:t xml:space="preserve"> Esta será la tercera vez que los visite. Como dice la Escritura: «Cualquier asunto deberá confirmarse por el testimonio de 2 o 3 testigos».</w:t>
-      </w:r>
-    </w:p>
-    <w:p>
-      <w:pPr/>
-      <w:r>
-        <w:rPr>
-          <w:lang w:val="es_ES" w:bidi="es_ES"/>
-        </w:rPr>
-      </w:r>
-      <w:r>
-        <w:rPr>
-          <w:vertAlign w:val="superscript"/>
-          <w:lang w:val="es_ES" w:bidi="es_ES"/>
-        </w:rPr>
-        <w:t>2</w:t>
-      </w:r>
-      <w:r>
-        <w:rPr>
-          <w:lang w:val="es_ES" w:bidi="es_ES"/>
-        </w:rPr>
-        <w:t xml:space="preserve"> Ya les advertí cuando estuve con ustedes por segunda vez, y ahora que estoy ausente se lo advierto de nuevo a los que pecaron antes y a todos los demás: cuando vaya otra vez, no seré indulgente.</w:t>
-      </w:r>
-    </w:p>
-    <w:p>
-      <w:pPr/>
-      <w:r>
-        <w:rPr>
-          <w:lang w:val="es_ES" w:bidi="es_ES"/>
-        </w:rPr>
-      </w:r>
-      <w:r>
-        <w:rPr>
-          <w:vertAlign w:val="superscript"/>
-          <w:lang w:val="es_ES" w:bidi="es_ES"/>
-        </w:rPr>
-        <w:t>3</w:t>
-      </w:r>
-      <w:r>
-        <w:rPr>
-          <w:lang w:val="es_ES" w:bidi="es_ES"/>
-        </w:rPr>
-        <w:t xml:space="preserve"> Tendrán la prueba que buscan de que Cristo habla por medio de mí. Cristo no es débil en su trato con ustedes, sino que es poderoso entre ustedes.</w:t>
-      </w:r>
-    </w:p>
-    <w:p>
-      <w:pPr/>
-      <w:r>
-        <w:rPr>
-          <w:lang w:val="es_ES" w:bidi="es_ES"/>
-        </w:rPr>
-      </w:r>
-      <w:r>
-        <w:rPr>
-          <w:vertAlign w:val="superscript"/>
-          <w:lang w:val="es_ES" w:bidi="es_ES"/>
-        </w:rPr>
-        <w:t>4</w:t>
-      </w:r>
-      <w:r>
-        <w:rPr>
-          <w:lang w:val="es_ES" w:bidi="es_ES"/>
-        </w:rPr>
-        <w:t xml:space="preserve"> Él fue crucificado en debilidad, pero vive por el poder de Dios. Nosotros también somos débiles en él, pero viviremos con él por el poder de Dios para ustedes.</w:t>
-      </w:r>
-    </w:p>
-    <w:p>
-      <w:pPr/>
-      <w:r>
-        <w:rPr>
-          <w:lang w:val="es_ES" w:bidi="es_ES"/>
-        </w:rPr>
-      </w:r>
-      <w:r>
-        <w:rPr>
-          <w:vertAlign w:val="superscript"/>
-          <w:lang w:val="es_ES" w:bidi="es_ES"/>
-        </w:rPr>
-        <w:t>5</w:t>
-      </w:r>
-      <w:r>
-        <w:rPr>
-          <w:lang w:val="es_ES" w:bidi="es_ES"/>
-        </w:rPr>
-        <w:t xml:space="preserve"> Examínense para ver si están en la fe. Pónganse a prueba ustedes mismos. ¿No se dan cuenta de que Jesucristo está en ustedes? ¡A menos que no pasen la prueba!</w:t>
-      </w:r>
-    </w:p>
-    <w:p>
-      <w:pPr/>
-      <w:r>
-        <w:rPr>
-          <w:lang w:val="es_ES" w:bidi="es_ES"/>
-        </w:rPr>
-      </w:r>
-      <w:r>
-        <w:rPr>
-          <w:vertAlign w:val="superscript"/>
-          <w:lang w:val="es_ES" w:bidi="es_ES"/>
-        </w:rPr>
-        <w:t>6</w:t>
-      </w:r>
-      <w:r>
-        <w:rPr>
-          <w:lang w:val="es_ES" w:bidi="es_ES"/>
-        </w:rPr>
-        <w:t xml:space="preserve"> Espero que reconozcan que nosotros sí hemos pasado la prueba.</w:t>
-      </w:r>
-    </w:p>
-    <w:p>
-      <w:pPr/>
-      <w:r>
-        <w:rPr>
-          <w:lang w:val="es_ES" w:bidi="es_ES"/>
-        </w:rPr>
-      </w:r>
-      <w:r>
-        <w:rPr>
-          <w:vertAlign w:val="superscript"/>
-          <w:lang w:val="es_ES" w:bidi="es_ES"/>
-        </w:rPr>
-        <w:t>7</w:t>
-      </w:r>
-      <w:r>
-        <w:rPr>
-          <w:lang w:val="es_ES" w:bidi="es_ES"/>
-        </w:rPr>
-        <w:t xml:space="preserve"> Oramos a Dios para que no hagan nada malo, no para demostrar que hemos pasado la prueba, sino para que hagan lo correcto, aunque parezca que nosotros hemos fracasado,</w:t>
-      </w:r>
-    </w:p>
-    <w:p>
-      <w:pPr/>
-      <w:r>
-        <w:rPr>
-          <w:lang w:val="es_ES" w:bidi="es_ES"/>
-        </w:rPr>
-      </w:r>
-      <w:r>
-        <w:rPr>
-          <w:vertAlign w:val="superscript"/>
-          <w:lang w:val="es_ES" w:bidi="es_ES"/>
-        </w:rPr>
-        <w:t>8</w:t>
-      </w:r>
-      <w:r>
-        <w:rPr>
-          <w:lang w:val="es_ES" w:bidi="es_ES"/>
-        </w:rPr>
-        <w:t xml:space="preserve"> pues no podemos hacer nada contra la verdad, sino solo a favor de la verdad.</w:t>
-      </w:r>
-    </w:p>
-    <w:p>
-      <w:pPr/>
-      <w:r>
-        <w:rPr>
-          <w:lang w:val="es_ES" w:bidi="es_ES"/>
-        </w:rPr>
-      </w:r>
-      <w:r>
-        <w:rPr>
-          <w:vertAlign w:val="superscript"/>
-          <w:lang w:val="es_ES" w:bidi="es_ES"/>
-        </w:rPr>
-        <w:t>9</w:t>
-      </w:r>
-      <w:r>
-        <w:rPr>
-          <w:lang w:val="es_ES" w:bidi="es_ES"/>
-        </w:rPr>
-        <w:t xml:space="preserve"> Por eso nos alegramos cuando somos débiles, con tal de que ustedes sean fuertes. Oramos para que lleguen a ser maduros.</w:t>
-      </w:r>
-    </w:p>
-    <w:p>
-      <w:pPr/>
-      <w:r>
-        <w:rPr>
-          <w:lang w:val="es_ES" w:bidi="es_ES"/>
-        </w:rPr>
-      </w:r>
-      <w:r>
-        <w:rPr>
-          <w:vertAlign w:val="superscript"/>
-          <w:lang w:val="es_ES" w:bidi="es_ES"/>
-        </w:rPr>
-        <w:t>10</w:t>
-      </w:r>
-      <w:r>
-        <w:rPr>
-          <w:lang w:val="es_ES" w:bidi="es_ES"/>
-        </w:rPr>
-        <w:t xml:space="preserve"> Por eso les escribo estas cosas estando ausente, para que cuando vaya no tenga que ser severo en el uso de la autoridad que el Señor me dio para edificar y no para destruir.</w:t>
-      </w:r>
-    </w:p>
-    <w:p>
-      <w:pPr/>
-      <w:r>
-        <w:rPr>
-          <w:lang w:val="es_ES" w:bidi="es_ES"/>
-        </w:rPr>
-      </w:r>
-      <w:r>
-        <w:rPr>
-          <w:vertAlign w:val="superscript"/>
-          <w:lang w:val="es_ES" w:bidi="es_ES"/>
-        </w:rPr>
-        <w:t>11</w:t>
-      </w:r>
-      <w:r>
-        <w:rPr>
-          <w:lang w:val="es_ES" w:bidi="es_ES"/>
-        </w:rPr>
-        <w:t xml:space="preserve"> Por último, hermanos, alégrense, busquen su restauración, anímense unos a otros, vivan en armonía y en paz. Y el Dios de amor y de paz estará con ustedes.</w:t>
-      </w:r>
-    </w:p>
-    <w:p>
-      <w:pPr/>
-      <w:r>
-        <w:rPr>
-          <w:lang w:val="es_ES" w:bidi="es_ES"/>
-        </w:rPr>
-      </w:r>
-      <w:r>
-        <w:rPr>
-          <w:vertAlign w:val="superscript"/>
-          <w:lang w:val="es_ES" w:bidi="es_ES"/>
-        </w:rPr>
-        <w:t>12</w:t>
-      </w:r>
-      <w:r>
-        <w:rPr>
-          <w:lang w:val="es_ES" w:bidi="es_ES"/>
-        </w:rPr>
         <w:t xml:space="preserve"> Salúdense unos a otros con un beso santo.</w:t>
       </w:r>
     </w:p>
@@ -5734,13 +5734,13 @@
           <w:vertAlign w:val="superscript"/>
           <w:lang w:val="es_ES" w:bidi="es_ES"/>
         </w:rPr>
-        <w:t>13</w:t>
-      </w:r>
-      <w:r>
-        <w:rPr>
-          <w:lang w:val="es_ES" w:bidi="es_ES"/>
-        </w:rPr>
-        <w:t xml:space="preserve"> Todos los hermanos les envían saludos.Que la gracia del Señor Jesucristo, el amor de Dios y la comunión del Espíritu Santo estén con todos ustedes.</w:t>
+        <w:t>13-14</w:t>
+      </w:r>
+      <w:r>
+        <w:rPr>
+          <w:lang w:val="es_ES" w:bidi="es_ES"/>
+        </w:rPr>
+        <w:t xml:space="preserve"> Todos los hermanos les envían saludos. Que la gracia del Señor Jesucristo, el amor de Dios y la comunión del Espíritu Santo estén con todos ustedes.</w:t>
       </w:r>
     </w:p>
     <w:sectPr>
